--- a/templates/modelo_memorando.docx
+++ b/templates/modelo_memorando.docx
@@ -153,25 +153,6 @@
     </w:p>
     <w:p>
       <w:pPr>
-        <w:spacing w:afterLines="120" w:after="288" w:line="360" w:lineRule="auto"/>
-        <w:ind w:firstLine="720"/>
-        <w:rPr>
-          <w:i/>
-          <w:iCs/>
-          <w:color w:val="808080"/>
-        </w:rPr>
-      </w:pPr>
-      <w:r>
-        <w:rPr>
-          <w:i/>
-          <w:iCs/>
-          <w:color w:val="808080"/>
-        </w:rPr>
-        <w:t>{{DATA_ATUALIZACAO_VALORES}}</w:t>
-      </w:r>
-    </w:p>
-    <w:p>
-      <w:pPr>
         <w:pBdr>
           <w:top w:val="single" w:sz="4" w:space="1" w:color="auto"/>
         </w:pBdr>
@@ -217,25 +198,6 @@
     </w:p>
     <w:p>
       <w:pPr>
-        <w:spacing w:afterLines="120" w:after="288" w:line="360" w:lineRule="auto"/>
-        <w:ind w:firstLine="720"/>
-        <w:rPr>
-          <w:i/>
-          <w:iCs/>
-          <w:color w:val="808080"/>
-        </w:rPr>
-      </w:pPr>
-      <w:r>
-        <w:rPr>
-          <w:i/>
-          <w:iCs/>
-          <w:color w:val="808080"/>
-        </w:rPr>
-        <w:t>{{DATA_ATUALIZACAO_VALORES}}</w:t>
-      </w:r>
-    </w:p>
-    <w:p>
-      <w:pPr>
         <w:pBdr>
           <w:top w:val="single" w:sz="4" w:space="1" w:color="auto"/>
         </w:pBdr>
@@ -277,27 +239,6 @@
       </w:pPr>
       <w:r>
         <w:t>{{MUNICIPAL_TEXTO}}</w:t>
-      </w:r>
-    </w:p>
-    <w:p>
-      <w:pPr>
-        <w:spacing w:afterLines="120" w:after="288" w:line="360" w:lineRule="auto"/>
-        <w:ind w:firstLine="720"/>
-        <w:rPr>
-          <w:i/>
-          <w:iCs/>
-          <w:color w:val="808080"/>
-          <w:sz w:val="24"/>
-          <w:szCs w:val="24"/>
-        </w:rPr>
-      </w:pPr>
-      <w:r>
-        <w:rPr>
-          <w:i/>
-          <w:iCs/>
-          <w:color w:val="808080"/>
-        </w:rPr>
-        <w:t>{{DATA_ATUALIZACAO_VALORES}}</w:t>
       </w:r>
     </w:p>
     <w:p>

--- a/templates/modelo_memorando.docx
+++ b/templates/modelo_memorando.docx
@@ -254,6 +254,11 @@
           <w:szCs w:val="24"/>
         </w:rPr>
       </w:pPr>
+    </w:p>
+    <w:p>
+      <w:r>
+        <w:t>{{CERTIDOES_EXTRAS}}</w:t>
+      </w:r>
     </w:p>
     <w:p>
       <w:pPr>
